--- a/00_АУДИТ_ДОГОВОР/ДОГОВОР_12-ОУТ_С_ПРИЛОЖЕНИЯМИ.docx
+++ b/00_АУДИТ_ДОГОВОР/ДОГОВОР_12-ОУТ_С_ПРИЛОЖЕНИЯМИ.docx
@@ -672,7 +672,21 @@
           <w:rFonts w:ascii="Times New Roman" w:hAnsi="Times New Roman" w:eastAsia="Times New Roman" w:cs="Times New Roman"/>
           <w:sz w:val="24"/>
         </w:rPr>
-        <w:t>При уменьшении обслуживаемой численности стоимость Услуг уменьшается в том же порядке с 1-го числа следующего месяца. Неполный месяц в начале и (или) окончании срока действия Договора оплачивается пропорционально количеству календарных дней обслуживания. Дополнительные работы, не предусмотренные п. 1.3 Договора, выполняются на основании дополнительного соглашения Сторон; Исполнитель вправе не приступать к таким работам до согласования их стоимости.</w:t>
+        <w:t>Стоимость Услуг не уменьшается при уменьшении обслуживаемой численности и не зависит от фактического количества кадровых событий, обращений и иных операций в отчётном месяце: базовая стоимость 25 000 рублей является фиксированной ежемесячной стоимостью Услуг за согласованный объём Услуг (п. 1.3 Договора) при обслуживаемой численности в пределах лимитов, указанных в абзаце первом настоящего пункта. Дополнительные ставки применяются только к численности сверх указанных лимитов; при возврате обслуживаемой численности в пределы лимитов начисление дополнительных ставок прекращается начиная с 1-го числа месяца, следующего за месяцем возврата, при этом итоговая стоимость Услуг не может составлять менее базовой. Изменение базовой стоимости допускается только по письменному соглашению Сторон.</w:t>
+      </w:r>
+    </w:p>
+    <w:p>
+      <w:pPr>
+        <w:spacing w:line="276" w:lineRule="auto" w:after="80"/>
+        <w:ind w:firstLine="709"/>
+        <w:jc w:val="both"/>
+      </w:pPr>
+      <w:r>
+        <w:rPr>
+          <w:rFonts w:ascii="Times New Roman" w:hAnsi="Times New Roman" w:eastAsia="Times New Roman" w:cs="Times New Roman"/>
+          <w:sz w:val="24"/>
+        </w:rPr>
+        <w:t>Неполный месяц в начале и (или) окончании срока действия Договора оплачивается пропорционально количеству календарных дней обслуживания. Дополнительные работы, не предусмотренные п. 1.3 Договора, выполняются на основании дополнительного соглашения Сторон; Исполнитель вправе не приступать к таким работам до согласования их стоимости.</w:t>
       </w:r>
     </w:p>
     <w:p>
@@ -3023,7 +3037,7 @@
           <w:i/>
           <w:sz w:val="24"/>
         </w:rPr>
-        <w:t>Правила заполнения: реестр фиксирует численность на 1-е число месяца и обновляется по мере кадровых событий; на 1-е число каждого месяца Стороны согласовывают реестр для целей расчёта стоимости Услуг (п. 1.1 Договора). Иностранные работники учитываются сверх лимита 36 штатных и не подлежат двойному счёту. Совместители и лица, работающие по нескольким договорам, учитываются один раз (без двойного счёта); вакантные единицы не учитываются до заключения трудового договора. Лица, привлекаемые по договорам ГПХ/НПД, в Реестр не включаются — их проверка отражается в Акте (Приложение № 5). Неполный месяц в начале и (или) окончании срока действия Договора оплачивается пропорционально количеству календарных дней обслуживания (п. 3.1 Договора). Дополнительные ставки применяются к численности сверх лимитов и пересчитываются с 1-го числа месяца, следующего за месяцем превышения (п. 3.1 Договора).</w:t>
+        <w:t>Правила заполнения: реестр фиксирует численность на 1-е число месяца и обновляется по мере кадровых событий; на 1-е число каждого месяца Стороны согласовывают реестр для целей учёта обслуживаемой численности и применения дополнительных ставок (п. 3.1 Договора); согласованный Реестр не изменяет базовую стоимость Услуг. Иностранные работники учитываются сверх лимита 36 штатных и не подлежат двойному счёту. Совместители и лица, работающие по нескольким договорам, учитываются один раз (без двойного счёта); вакантные единицы не учитываются до заключения трудового договора. Лица, привлекаемые по договорам ГПХ/НПД, в Реестр не включаются — их проверка отражается в Акте (Приложение № 5). Неполный месяц в начале и (или) окончании срока действия Договора оплачивается пропорционально количеству календарных дней обслуживания (п. 3.1 Договора). Дополнительные ставки применяются только к численности сверх лимитов и начисляются с 1-го числа месяца, следующего за месяцем превышения; при возврате численности в пределы лимитов начисление дополнительных ставок прекращается с 1-го числа следующего месяца. Уменьшение обслуживаемой численности не влечёт уменьшения стоимости Услуг: базовая стоимость 25 000 руб. является фиксированной (п. 3.1 Договора).</w:t>
       </w:r>
     </w:p>
     <w:p>
@@ -7832,7 +7846,7 @@
           <w:i/>
           <w:sz w:val="24"/>
         </w:rPr>
-        <w:t>Стоимость Услуг НДС не облагается (Исполнитель применяет специальный налоговый режим НПД; п. 1 ст. 143 НК РФ). Неполный месяц обслуживания оплачивается пропорционально количеству календарных дней (п. 3.1 Договора). Если стоимость Услуг меньше внесённого аванса, разница по письменному согласованию Сторон засчитывается в счёт будущих платежей по Договору.</w:t>
+        <w:t>Стоимость Услуг НДС не облагается (Исполнитель применяет специальный налоговый режим НПД; п. 1 ст. 143 НК РФ). Неполный месяц обслуживания оплачивается пропорционально количеству календарных дней (п. 3.1 Договора). Если стоимость Услуг меньше внесённого аванса (в том числе за неполный месяц), разница по письменному согласованию Сторон засчитывается в счёт будущих платежей по Договору. Базовая стоимость Услуг является фиксированной и не уменьшается при сокращении обслуживаемой численности в пределах лимитов (36 штатных / 3 иностранных работника) и при отсутствии кадровых событий в отчётном месяце (п. 3.1 Договора).</w:t>
       </w:r>
     </w:p>
     <w:p>
